--- a/other files/pset6/pset6.docx
+++ b/other files/pset6/pset6.docx
@@ -7,7 +7,7 @@
         <w:pStyle w:val="a3"/>
         <w:jc w:val="both"/>
         <w:rPr>
-          <w:rFonts w:ascii="Times New Roman" w:hAnsi="Times New Roman" w:cs="Times New Roman" w:hint="eastAsia"/>
+          <w:rFonts w:ascii="Times New Roman" w:hAnsi="Times New Roman" w:cs="Times New Roman"/>
           <w:b/>
           <w:bCs/>
           <w:sz w:val="40"/>
@@ -54,42 +54,64 @@
           <w:sz w:val="40"/>
           <w:szCs w:val="40"/>
         </w:rPr>
-        <w:t>Sushi Got A Problem</w:t>
-      </w:r>
-    </w:p>
-    <w:p>
-      <w:pPr>
+        <w:t xml:space="preserve">Sushi Got </w:t>
+      </w:r>
+      <w:proofErr w:type="gramStart"/>
+      <w:r>
+        <w:rPr>
+          <w:rFonts w:ascii="Times New Roman" w:hAnsi="Times New Roman" w:cs="Times New Roman" w:hint="eastAsia"/>
+          <w:b/>
+          <w:bCs/>
+          <w:sz w:val="40"/>
+          <w:szCs w:val="40"/>
+        </w:rPr>
+        <w:t>A</w:t>
+      </w:r>
+      <w:proofErr w:type="gramEnd"/>
+      <w:r>
+        <w:rPr>
+          <w:rFonts w:ascii="Times New Roman" w:hAnsi="Times New Roman" w:cs="Times New Roman" w:hint="eastAsia"/>
+          <w:b/>
+          <w:bCs/>
+          <w:sz w:val="40"/>
+          <w:szCs w:val="40"/>
+        </w:rPr>
+        <w:t xml:space="preserve"> Problem</w:t>
+      </w:r>
+    </w:p>
+    <w:p>
+      <w:pPr>
+        <w:rPr>
+          <w:rFonts w:ascii="Times New Roman" w:hAnsi="Times New Roman" w:cs="Times New Roman"/>
+          <w:kern w:val="36"/>
+          <w:sz w:val="22"/>
+        </w:rPr>
+      </w:pPr>
+      <w:r>
         <w:rPr>
           <w:rFonts w:ascii="Times New Roman" w:hAnsi="Times New Roman" w:cs="Times New Roman" w:hint="eastAsia"/>
           <w:kern w:val="36"/>
           <w:sz w:val="22"/>
         </w:rPr>
-      </w:pPr>
-      <w:r>
-        <w:rPr>
-          <w:rFonts w:ascii="Times New Roman" w:hAnsi="Times New Roman" w:cs="Times New Roman" w:hint="eastAsia"/>
+        <w:t>Hands on activity class redesign.</w:t>
+      </w:r>
+    </w:p>
+    <w:p>
+      <w:pPr>
+        <w:rPr>
+          <w:rFonts w:ascii="Times New Roman" w:hAnsi="Times New Roman" w:cs="Times New Roman"/>
           <w:kern w:val="36"/>
           <w:sz w:val="22"/>
         </w:rPr>
-        <w:t>Hands on activity class redesign.</w:t>
-      </w:r>
-    </w:p>
-    <w:p>
-      <w:pPr>
-        <w:rPr>
-          <w:rFonts w:ascii="Times New Roman" w:hAnsi="Times New Roman" w:cs="Times New Roman" w:hint="eastAsia"/>
+      </w:pPr>
+      <w:r>
+        <w:rPr>
+          <w:rFonts w:ascii="Times New Roman" w:hAnsi="Times New Roman" w:cs="Times New Roman"/>
           <w:kern w:val="36"/>
           <w:sz w:val="22"/>
         </w:rPr>
-      </w:pPr>
-      <w:r>
-        <w:rPr>
-          <w:rFonts w:ascii="Times New Roman" w:hAnsi="Times New Roman" w:cs="Times New Roman"/>
-          <w:kern w:val="36"/>
-          <w:sz w:val="22"/>
-        </w:rPr>
         <w:pict w14:anchorId="48EA4439">
-          <v:rect id="_x0000_i1052" style="width:0;height:1.5pt" o:hralign="center" o:hrstd="t" o:hr="t" fillcolor="#a0a0a0" stroked="f"/>
+          <v:rect id="_x0000_i1025" style="width:0;height:1.5pt" o:hralign="center" o:hrstd="t" o:hr="t" fillcolor="#a0a0a0" stroked="f"/>
         </w:pict>
       </w:r>
     </w:p>
@@ -4432,15 +4454,45 @@
           <w:sz w:val="24"/>
           <w:szCs w:val="24"/>
         </w:rPr>
-        <w:t>Algorithms to Live By</w:t>
-      </w:r>
-      <w:r>
-        <w:rPr>
-          <w:rFonts w:ascii="Times New Roman" w:hAnsi="Times New Roman" w:cs="Times New Roman"/>
-          <w:sz w:val="24"/>
-          <w:szCs w:val="24"/>
-        </w:rPr>
-        <w:t xml:space="preserve"> by Brian Christian and Tom Griffiths. Strictly speaking, overfitting is not a step-by-step algorithm like sorting or searching. Instead, it is a core </w:t>
+        <w:t xml:space="preserve">Algorithms to Live </w:t>
+      </w:r>
+      <w:proofErr w:type="gramStart"/>
+      <w:r>
+        <w:rPr>
+          <w:rFonts w:ascii="Times New Roman" w:hAnsi="Times New Roman" w:cs="Times New Roman"/>
+          <w:i/>
+          <w:iCs/>
+          <w:sz w:val="24"/>
+          <w:szCs w:val="24"/>
+        </w:rPr>
+        <w:t>By</w:t>
+      </w:r>
+      <w:proofErr w:type="gramEnd"/>
+      <w:r>
+        <w:rPr>
+          <w:rFonts w:ascii="Times New Roman" w:hAnsi="Times New Roman" w:cs="Times New Roman"/>
+          <w:sz w:val="24"/>
+          <w:szCs w:val="24"/>
+        </w:rPr>
+        <w:t xml:space="preserve"> </w:t>
+      </w:r>
+      <w:proofErr w:type="spellStart"/>
+      <w:r>
+        <w:rPr>
+          <w:rFonts w:ascii="Times New Roman" w:hAnsi="Times New Roman" w:cs="Times New Roman"/>
+          <w:sz w:val="24"/>
+          <w:szCs w:val="24"/>
+        </w:rPr>
+        <w:t>by</w:t>
+      </w:r>
+      <w:proofErr w:type="spellEnd"/>
+      <w:r>
+        <w:rPr>
+          <w:rFonts w:ascii="Times New Roman" w:hAnsi="Times New Roman" w:cs="Times New Roman"/>
+          <w:sz w:val="24"/>
+          <w:szCs w:val="24"/>
+        </w:rPr>
+        <w:t xml:space="preserve"> Brian Christian and Tom Griffiths. Strictly speaking, overfitting is not a step-by-step algorithm like sorting or searching. Instead, it is a core </w:t>
       </w:r>
       <w:r>
         <w:rPr>
@@ -4527,7 +4579,25 @@
           <w:sz w:val="24"/>
           <w:szCs w:val="24"/>
         </w:rPr>
-        <w:t>I chose overfitting because it connects strongly to everyday life and to educational settings. Students often form conclusions from limited evidence: for example, deciding what study method “always works,” judging a person or pattern after seeing only a few examples, or assuming that a small number of cases reveals a stable rule. These are all situations in which people generalize from incomplete data.</w:t>
+        <w:t xml:space="preserve">I chose overfitting because it connects strongly to everyday life and to educational settings. Students often form conclusions from limited evidence: for example, deciding what study method “always works,” judging a person or pattern after seeing only a few examples, or </w:t>
+      </w:r>
+      <w:proofErr w:type="gramStart"/>
+      <w:r>
+        <w:rPr>
+          <w:rFonts w:ascii="Times New Roman" w:hAnsi="Times New Roman" w:cs="Times New Roman"/>
+          <w:sz w:val="24"/>
+          <w:szCs w:val="24"/>
+        </w:rPr>
+        <w:t>assuming that</w:t>
+      </w:r>
+      <w:proofErr w:type="gramEnd"/>
+      <w:r>
+        <w:rPr>
+          <w:rFonts w:ascii="Times New Roman" w:hAnsi="Times New Roman" w:cs="Times New Roman"/>
+          <w:sz w:val="24"/>
+          <w:szCs w:val="24"/>
+        </w:rPr>
+        <w:t xml:space="preserve"> a small number of cases reveals a stable rule. These are all situations in which people generalize from incomplete data.</w:t>
       </w:r>
     </w:p>
     <w:p>
@@ -5114,7 +5184,25 @@
           <w:sz w:val="24"/>
           <w:szCs w:val="24"/>
         </w:rPr>
-        <w:t xml:space="preserve"> The teacher should not announce a best model at the beginning. Students need to compare alternative rules and evaluate them based on future performance.</w:t>
+        <w:t xml:space="preserve"> The teacher should not announce </w:t>
+      </w:r>
+      <w:proofErr w:type="gramStart"/>
+      <w:r>
+        <w:rPr>
+          <w:rFonts w:ascii="Times New Roman" w:hAnsi="Times New Roman" w:cs="Times New Roman"/>
+          <w:sz w:val="24"/>
+          <w:szCs w:val="24"/>
+        </w:rPr>
+        <w:t>a best</w:t>
+      </w:r>
+      <w:proofErr w:type="gramEnd"/>
+      <w:r>
+        <w:rPr>
+          <w:rFonts w:ascii="Times New Roman" w:hAnsi="Times New Roman" w:cs="Times New Roman"/>
+          <w:sz w:val="24"/>
+          <w:szCs w:val="24"/>
+        </w:rPr>
+        <w:t xml:space="preserve"> model at the beginning. Students need to compare alternative rules and evaluate them based on future performance.</w:t>
       </w:r>
     </w:p>
     <w:p>
@@ -5334,7 +5422,25 @@
           <w:sz w:val="24"/>
           <w:szCs w:val="24"/>
         </w:rPr>
-        <w:t>In this chapter of "Algorithms to Live By", what is discussed is that when we establish rules, models or judgment criteria based on past experience, if we overly pursue explaining the known situation without any loopholes, it is very likely that those fluctuations, noises and exceptions that originally occurred only by chance will also be included in the rules. The rules obtained in this way may seem more refined and intelligent on the surface, but their predictive ability for the future may actually decline. In other words, the issue is not merely whether the rules are suitable for the past but rather "whether the rules can be extended to the future.</w:t>
+        <w:t xml:space="preserve">In this chapter of "Algorithms to Live By", what is discussed is that when we establish rules, models or judgment criteria based on past experience, if we overly pursue explaining the known situation without any loopholes, it is very likely that those fluctuations, noises and exceptions that originally occurred only by chance will also be included in the rules. The rules obtained in this way may seem more refined and intelligent on the surface, but their predictive ability for the future may </w:t>
+      </w:r>
+      <w:proofErr w:type="gramStart"/>
+      <w:r>
+        <w:rPr>
+          <w:rFonts w:ascii="Times New Roman" w:hAnsi="Times New Roman" w:cs="Times New Roman"/>
+          <w:sz w:val="24"/>
+          <w:szCs w:val="24"/>
+        </w:rPr>
+        <w:t>actually decline</w:t>
+      </w:r>
+      <w:proofErr w:type="gramEnd"/>
+      <w:r>
+        <w:rPr>
+          <w:rFonts w:ascii="Times New Roman" w:hAnsi="Times New Roman" w:cs="Times New Roman"/>
+          <w:sz w:val="24"/>
+          <w:szCs w:val="24"/>
+        </w:rPr>
+        <w:t>. In other words, the issue is not merely whether the rules are suitable for the past but rather "whether the rules can be extended to the future.</w:t>
       </w:r>
     </w:p>
     <w:p>
@@ -5540,7 +5646,25 @@
           <w:sz w:val="24"/>
           <w:szCs w:val="24"/>
         </w:rPr>
-        <w:t>Revise an original rule after seeing new data and justify the revision instead of blindly adding patches.</w:t>
+        <w:t xml:space="preserve">Revise </w:t>
+      </w:r>
+      <w:proofErr w:type="gramStart"/>
+      <w:r>
+        <w:rPr>
+          <w:rFonts w:ascii="Times New Roman" w:hAnsi="Times New Roman" w:cs="Times New Roman"/>
+          <w:sz w:val="24"/>
+          <w:szCs w:val="24"/>
+        </w:rPr>
+        <w:t>an</w:t>
+      </w:r>
+      <w:proofErr w:type="gramEnd"/>
+      <w:r>
+        <w:rPr>
+          <w:rFonts w:ascii="Times New Roman" w:hAnsi="Times New Roman" w:cs="Times New Roman"/>
+          <w:sz w:val="24"/>
+          <w:szCs w:val="24"/>
+        </w:rPr>
+        <w:t xml:space="preserve"> original rule after seeing new data and justify the revision instead of blindly adding patches.</w:t>
       </w:r>
     </w:p>
     <w:p>
@@ -7591,7 +7715,45 @@
           <w:sz w:val="24"/>
           <w:szCs w:val="24"/>
         </w:rPr>
-        <w:t xml:space="preserve">Throughout the entire activity process, teachers should not hint at the correct answer at any stage. Even if students propose rules that are exactly the same as the hidden rules preset by the teacher, the affirmation of "correct answer" should not be given. Instead, all groups should be guided to continue comparing the advantages and disadvantages of different rules.The purpose of marking is to make students understand that whether </w:t>
+        <w:t xml:space="preserve">Throughout the entire activity process, teachers should not hint at the correct answer at any stage. Even if students propose rules that are </w:t>
+      </w:r>
+      <w:proofErr w:type="gramStart"/>
+      <w:r>
+        <w:rPr>
+          <w:rFonts w:ascii="Times New Roman" w:hAnsi="Times New Roman" w:cs="Times New Roman"/>
+          <w:sz w:val="24"/>
+          <w:szCs w:val="24"/>
+        </w:rPr>
+        <w:t>exactly the same</w:t>
+      </w:r>
+      <w:proofErr w:type="gramEnd"/>
+      <w:r>
+        <w:rPr>
+          <w:rFonts w:ascii="Times New Roman" w:hAnsi="Times New Roman" w:cs="Times New Roman"/>
+          <w:sz w:val="24"/>
+          <w:szCs w:val="24"/>
+        </w:rPr>
+        <w:t xml:space="preserve"> as the hidden rules preset by the teacher, the affirmation of "correct answer" should not be given. Instead, all groups should be guided to continue comparing the advantages and disadvantages of different </w:t>
+      </w:r>
+      <w:proofErr w:type="spellStart"/>
+      <w:proofErr w:type="gramStart"/>
+      <w:r>
+        <w:rPr>
+          <w:rFonts w:ascii="Times New Roman" w:hAnsi="Times New Roman" w:cs="Times New Roman"/>
+          <w:sz w:val="24"/>
+          <w:szCs w:val="24"/>
+        </w:rPr>
+        <w:t>rules.The</w:t>
+      </w:r>
+      <w:proofErr w:type="spellEnd"/>
+      <w:proofErr w:type="gramEnd"/>
+      <w:r>
+        <w:rPr>
+          <w:rFonts w:ascii="Times New Roman" w:hAnsi="Times New Roman" w:cs="Times New Roman"/>
+          <w:sz w:val="24"/>
+          <w:szCs w:val="24"/>
+        </w:rPr>
+        <w:t xml:space="preserve"> purpose of marking is to make students understand that whether </w:t>
       </w:r>
       <w:r>
         <w:rPr>
@@ -7782,8 +7944,20 @@
           <w:sz w:val="24"/>
           <w:szCs w:val="24"/>
         </w:rPr>
-        <w:t>Round Two (Group B, Breaking the simple rules) :</w:t>
-      </w:r>
+        <w:t>Round Two (Group B, Breaking the simple rules</w:t>
+      </w:r>
+      <w:proofErr w:type="gramStart"/>
+      <w:r>
+        <w:rPr>
+          <w:rFonts w:ascii="Times New Roman" w:hAnsi="Times New Roman" w:cs="Times New Roman"/>
+          <w:b/>
+          <w:bCs/>
+          <w:sz w:val="24"/>
+          <w:szCs w:val="24"/>
+        </w:rPr>
+        <w:t>) :</w:t>
+      </w:r>
+      <w:proofErr w:type="gramEnd"/>
       <w:r>
         <w:rPr>
           <w:rFonts w:ascii="Times New Roman" w:hAnsi="Times New Roman" w:cs="Times New Roman"/>
@@ -7826,8 +8000,20 @@
           <w:sz w:val="24"/>
           <w:szCs w:val="24"/>
         </w:rPr>
-        <w:t>Round 3 (Group C, Breaking Complex Patches) :</w:t>
-      </w:r>
+        <w:t>Round 3 (Group C, Breaking Complex Patches</w:t>
+      </w:r>
+      <w:proofErr w:type="gramStart"/>
+      <w:r>
+        <w:rPr>
+          <w:rFonts w:ascii="Times New Roman" w:hAnsi="Times New Roman" w:cs="Times New Roman"/>
+          <w:b/>
+          <w:bCs/>
+          <w:sz w:val="24"/>
+          <w:szCs w:val="24"/>
+        </w:rPr>
+        <w:t>) :</w:t>
+      </w:r>
+      <w:proofErr w:type="gramEnd"/>
       <w:r>
         <w:rPr>
           <w:rFonts w:ascii="Times New Roman" w:hAnsi="Times New Roman" w:cs="Times New Roman"/>
@@ -8038,7 +8224,25 @@
           <w:sz w:val="24"/>
           <w:szCs w:val="24"/>
         </w:rPr>
-        <w:t>After the students shared, the teacher concluded: "What everyone did just now is actually very similar to many real-world modeling tasks." First, you see a small number of samples and then start summarizing the patterns. Once new examples emerge, you have to decide: Should you stick to the original rules? Is it a slight modification? Or simply admit that the original pattern was wrongly identified? Next, we move from the picture card to a set of data that is more like real life."</w:t>
+        <w:t xml:space="preserve">After the students shared, the teacher concluded: "What everyone did just now is actually very similar to many real-world modeling tasks." First, you see a small number of samples and then start summarizing the patterns. Once new examples emerge, you </w:t>
+      </w:r>
+      <w:proofErr w:type="gramStart"/>
+      <w:r>
+        <w:rPr>
+          <w:rFonts w:ascii="Times New Roman" w:hAnsi="Times New Roman" w:cs="Times New Roman"/>
+          <w:sz w:val="24"/>
+          <w:szCs w:val="24"/>
+        </w:rPr>
+        <w:t>have to</w:t>
+      </w:r>
+      <w:proofErr w:type="gramEnd"/>
+      <w:r>
+        <w:rPr>
+          <w:rFonts w:ascii="Times New Roman" w:hAnsi="Times New Roman" w:cs="Times New Roman"/>
+          <w:sz w:val="24"/>
+          <w:szCs w:val="24"/>
+        </w:rPr>
+        <w:t xml:space="preserve"> decide: Should you stick to the original rules? Is it a slight modification? Or simply admit that the original pattern was wrongly identified? Next, we move from the picture card to a set of data that is more like real life."</w:t>
       </w:r>
     </w:p>
     <w:p>
@@ -9017,7 +9221,25 @@
           <w:sz w:val="24"/>
           <w:szCs w:val="24"/>
         </w:rPr>
-        <w:t>This situation allows students to draw on their own life experiences when modeling, while at the same time challenging their intuition through data (for example, does a 7.5-hour point slightly lower than 7 hours mean that sleeping too much is actually bad?)</w:t>
+        <w:t xml:space="preserve">This situation allows students to draw on their own life experiences when modeling, while at the same time challenging their intuition through data (for example, does a 7.5-hour point slightly lower than 7 hours mean that sleeping too much is </w:t>
+      </w:r>
+      <w:proofErr w:type="gramStart"/>
+      <w:r>
+        <w:rPr>
+          <w:rFonts w:ascii="Times New Roman" w:hAnsi="Times New Roman" w:cs="Times New Roman"/>
+          <w:sz w:val="24"/>
+          <w:szCs w:val="24"/>
+        </w:rPr>
+        <w:t>actually bad</w:t>
+      </w:r>
+      <w:proofErr w:type="gramEnd"/>
+      <w:r>
+        <w:rPr>
+          <w:rFonts w:ascii="Times New Roman" w:hAnsi="Times New Roman" w:cs="Times New Roman"/>
+          <w:sz w:val="24"/>
+          <w:szCs w:val="24"/>
+        </w:rPr>
+        <w:t>?)</w:t>
       </w:r>
     </w:p>
     <w:p>
@@ -10240,7 +10462,25 @@
           <w:sz w:val="24"/>
           <w:szCs w:val="24"/>
         </w:rPr>
-        <w:t>The data of different students generally come from the same stable relationship, that is to say, although there are local fluctuations, the overall trend is still comparable. It is hoped that students will believe that there is a common relationship at the class level between sleep duration and academic performance, so their task is to identify trends from the noise.</w:t>
+        <w:t>The data of different students generally come from the same stable relationship</w:t>
+      </w:r>
+      <w:proofErr w:type="gramStart"/>
+      <w:r>
+        <w:rPr>
+          <w:rFonts w:ascii="Times New Roman" w:hAnsi="Times New Roman" w:cs="Times New Roman"/>
+          <w:sz w:val="24"/>
+          <w:szCs w:val="24"/>
+        </w:rPr>
+        <w:t>, that is to say, although</w:t>
+      </w:r>
+      <w:proofErr w:type="gramEnd"/>
+      <w:r>
+        <w:rPr>
+          <w:rFonts w:ascii="Times New Roman" w:hAnsi="Times New Roman" w:cs="Times New Roman"/>
+          <w:sz w:val="24"/>
+          <w:szCs w:val="24"/>
+        </w:rPr>
+        <w:t xml:space="preserve"> there are local fluctuations, the overall trend is still comparable. It is hoped that students will believe that there is a common relationship at the class level between sleep duration and academic performance, so their task is to identify trends from the noise.</w:t>
       </w:r>
     </w:p>
     <w:p>
@@ -10278,7 +10518,61 @@
           <w:sz w:val="24"/>
           <w:szCs w:val="24"/>
         </w:rPr>
-        <w:t>In the new variant activities, the data no longer comes from a unified and stable group, but is a mixture of two different types of students. For instance, for one type of students, increased sleep usually helps with academic performance, while for another type of students, excessive sleep may be associated with insufficient preparation. It could also be influenced by significant differences in foundation or different examination subjects. In other words, the purpose of designing this variation is to break the single overall law that may exist in the original activity.</w:t>
+        <w:t xml:space="preserve">In the new variant activities, the data no longer comes from a unified and stable </w:t>
+      </w:r>
+      <w:proofErr w:type="gramStart"/>
+      <w:r>
+        <w:rPr>
+          <w:rFonts w:ascii="Times New Roman" w:hAnsi="Times New Roman" w:cs="Times New Roman"/>
+          <w:sz w:val="24"/>
+          <w:szCs w:val="24"/>
+        </w:rPr>
+        <w:t>group, but</w:t>
+      </w:r>
+      <w:proofErr w:type="gramEnd"/>
+      <w:r>
+        <w:rPr>
+          <w:rFonts w:ascii="Times New Roman" w:hAnsi="Times New Roman" w:cs="Times New Roman"/>
+          <w:sz w:val="24"/>
+          <w:szCs w:val="24"/>
+        </w:rPr>
+        <w:t xml:space="preserve"> is a mixture of two different types of students. For instance, for one type of </w:t>
+      </w:r>
+      <w:proofErr w:type="gramStart"/>
+      <w:r>
+        <w:rPr>
+          <w:rFonts w:ascii="Times New Roman" w:hAnsi="Times New Roman" w:cs="Times New Roman"/>
+          <w:sz w:val="24"/>
+          <w:szCs w:val="24"/>
+        </w:rPr>
+        <w:t>students</w:t>
+      </w:r>
+      <w:proofErr w:type="gramEnd"/>
+      <w:r>
+        <w:rPr>
+          <w:rFonts w:ascii="Times New Roman" w:hAnsi="Times New Roman" w:cs="Times New Roman"/>
+          <w:sz w:val="24"/>
+          <w:szCs w:val="24"/>
+        </w:rPr>
+        <w:t xml:space="preserve">, increased sleep usually helps with academic performance, while for another type of </w:t>
+      </w:r>
+      <w:proofErr w:type="gramStart"/>
+      <w:r>
+        <w:rPr>
+          <w:rFonts w:ascii="Times New Roman" w:hAnsi="Times New Roman" w:cs="Times New Roman"/>
+          <w:sz w:val="24"/>
+          <w:szCs w:val="24"/>
+        </w:rPr>
+        <w:t>students</w:t>
+      </w:r>
+      <w:proofErr w:type="gramEnd"/>
+      <w:r>
+        <w:rPr>
+          <w:rFonts w:ascii="Times New Roman" w:hAnsi="Times New Roman" w:cs="Times New Roman"/>
+          <w:sz w:val="24"/>
+          <w:szCs w:val="24"/>
+        </w:rPr>
+        <w:t>, excessive sleep may be associated with insufficient preparation. It could also be influenced by significant differences in foundation or different examination subjects. In other words, the purpose of designing this variation is to break the single overall law that may exist in the original activity.</w:t>
       </w:r>
     </w:p>
     <w:p>
@@ -10316,7 +10610,25 @@
           <w:sz w:val="24"/>
           <w:szCs w:val="24"/>
         </w:rPr>
-        <w:t>The teacher distributed the second dataset to each group and explained: "This is still the data of 'sleep duration and performance', but this time these points are not from the same stable population, but from anonymous samples mixed from two classes." You don't know which points belong to which category of people. Please try to handle it as you did just now first, and then judge whether the original strategy is still sufficient.</w:t>
+        <w:t xml:space="preserve">The teacher distributed the second dataset to each group and explained: "This is still the data of 'sleep duration and performance', but this time these points are not from the same stable population, but from anonymous samples mixed from two classes." You don't know which points belong to which category of people. Please try to handle it as you did just now </w:t>
+      </w:r>
+      <w:proofErr w:type="gramStart"/>
+      <w:r>
+        <w:rPr>
+          <w:rFonts w:ascii="Times New Roman" w:hAnsi="Times New Roman" w:cs="Times New Roman"/>
+          <w:sz w:val="24"/>
+          <w:szCs w:val="24"/>
+        </w:rPr>
+        <w:t>first, and</w:t>
+      </w:r>
+      <w:proofErr w:type="gramEnd"/>
+      <w:r>
+        <w:rPr>
+          <w:rFonts w:ascii="Times New Roman" w:hAnsi="Times New Roman" w:cs="Times New Roman"/>
+          <w:sz w:val="24"/>
+          <w:szCs w:val="24"/>
+        </w:rPr>
+        <w:t xml:space="preserve"> then judge whether the original strategy is still sufficient.</w:t>
       </w:r>
     </w:p>
     <w:p>
@@ -11284,7 +11596,25 @@
           <w:sz w:val="24"/>
           <w:szCs w:val="24"/>
         </w:rPr>
-        <w:t>The teacher asked the students to first try to follow the main activity's train of thought: "If you adhere to a uniform rule, what result will you get?" Is this uniform rule reasonable? Then discuss in the group where the problem lies. Is it that more complex rules are needed, or are our basic assumptions about the data wrong? Should we classify or group first before modeling? What is the basis?</w:t>
+        <w:t xml:space="preserve">The teacher asked the students to first try to follow the main activity's train of thought: "If you adhere to a uniform rule, what result will you get?" Is this uniform rule reasonable? Then discuss in the group where the problem lies. Is it that more complex rules are needed, or are our basic assumptions about the data wrong? Should we classify </w:t>
+      </w:r>
+      <w:proofErr w:type="gramStart"/>
+      <w:r>
+        <w:rPr>
+          <w:rFonts w:ascii="Times New Roman" w:hAnsi="Times New Roman" w:cs="Times New Roman"/>
+          <w:sz w:val="24"/>
+          <w:szCs w:val="24"/>
+        </w:rPr>
+        <w:t>or</w:t>
+      </w:r>
+      <w:proofErr w:type="gramEnd"/>
+      <w:r>
+        <w:rPr>
+          <w:rFonts w:ascii="Times New Roman" w:hAnsi="Times New Roman" w:cs="Times New Roman"/>
+          <w:sz w:val="24"/>
+          <w:szCs w:val="24"/>
+        </w:rPr>
+        <w:t xml:space="preserve"> group first before modeling? What is the basis?</w:t>
       </w:r>
     </w:p>
     <w:p>
@@ -11328,7 +11658,7 @@
           <w:sz w:val="24"/>
           <w:szCs w:val="24"/>
         </w:rPr>
-        <w:t xml:space="preserve"> and asked further, "The problem you are facing now is that the rules are not complex enough, or is the data not a group to begin with?" "What will you lose if you keep forcing yourselves to find a uniform formula?" "</w:t>
+        <w:t xml:space="preserve"> and asked further, "The problem you are facing now is that the rules are not complex enough, or is the data not a group to begin with?" "What will you lose if you keep forcing yourselves to find a uniform formula?"</w:t>
       </w:r>
     </w:p>
     <w:p>
@@ -11395,7 +11725,25 @@
           <w:sz w:val="24"/>
           <w:szCs w:val="24"/>
         </w:rPr>
-        <w:t>Through this variation, students should discover that the original conclusion that simple trends are superior to complex patches is not an absolute truth regardless of scenarios. If the data itself comes from multiple mechanisms, a single model that is too simple can also be distorted. At this point, the issue is not only to avoid overfitting but also to avoid mistakenly confusing different types. That is to say, the algorithm design should prevent both excessive complexity and erroneous simplification, so as to truly embody "one type doesn't fit all".</w:t>
+        <w:t xml:space="preserve">Through this variation, students should discover that the original conclusion that simple trends are superior to complex patches is not an absolute truth regardless of scenarios. If the data itself comes from multiple mechanisms, a single model that is too simple can also be distorted. At this point, the issue is not only to avoid overfitting but also to avoid mistakenly confusing different types. That is to say, the algorithm design should prevent both excessive complexity and erroneous simplification, </w:t>
+      </w:r>
+      <w:proofErr w:type="gramStart"/>
+      <w:r>
+        <w:rPr>
+          <w:rFonts w:ascii="Times New Roman" w:hAnsi="Times New Roman" w:cs="Times New Roman"/>
+          <w:sz w:val="24"/>
+          <w:szCs w:val="24"/>
+        </w:rPr>
+        <w:t>so as to</w:t>
+      </w:r>
+      <w:proofErr w:type="gramEnd"/>
+      <w:r>
+        <w:rPr>
+          <w:rFonts w:ascii="Times New Roman" w:hAnsi="Times New Roman" w:cs="Times New Roman"/>
+          <w:sz w:val="24"/>
+          <w:szCs w:val="24"/>
+        </w:rPr>
+        <w:t xml:space="preserve"> truly embody "one type doesn't fit all".</w:t>
       </w:r>
     </w:p>
     <w:p>
@@ -11846,7 +12194,25 @@
           <w:sz w:val="24"/>
           <w:szCs w:val="24"/>
         </w:rPr>
-        <w:t>This activity does not involve dangerous operations, but classroom management still needs to be paid attention to. Teachers should control the speaking order during the card introduction stage to prevent a few students from monopolizing the process of guessing the rules. During the group discussion stage, the division of labor should be clearly defined, for instance, one person is responsible for taking notes, one for drawing, and one for summarizing, to prevent some students from being distracted. If the class is large, the teacher can limit the presentation time to ensure that all groups can share. When recording rules on the blackboard, teachers should avoid using a dichotomy of right and wrong for evaluation. Instead, they should use simpler, more complex, more detail-oriented, and easier to generalize expressions to maintain an open and inquisitive atmosphere.</w:t>
+        <w:t xml:space="preserve">This activity does not involve dangerous operations, but classroom management still needs to be paid attention to. Teachers should control the speaking order during the card introduction stage to prevent a few students from monopolizing the process of guessing the rules. During the group discussion stage, the division of labor should be clearly </w:t>
+      </w:r>
+      <w:proofErr w:type="gramStart"/>
+      <w:r>
+        <w:rPr>
+          <w:rFonts w:ascii="Times New Roman" w:hAnsi="Times New Roman" w:cs="Times New Roman"/>
+          <w:sz w:val="24"/>
+          <w:szCs w:val="24"/>
+        </w:rPr>
+        <w:t>defined,</w:t>
+      </w:r>
+      <w:proofErr w:type="gramEnd"/>
+      <w:r>
+        <w:rPr>
+          <w:rFonts w:ascii="Times New Roman" w:hAnsi="Times New Roman" w:cs="Times New Roman"/>
+          <w:sz w:val="24"/>
+          <w:szCs w:val="24"/>
+        </w:rPr>
+        <w:t xml:space="preserve"> for instance, one person is responsible for taking notes, one for drawing, and one for summarizing, to prevent some students from being distracted. If the class is large, the teacher can limit the presentation time to ensure that all groups can share. When recording rules on the blackboard, teachers should avoid using a dichotomy of right and wrong for evaluation. Instead, they should use simpler, more complex, more detail-oriented, and easier to generalize expressions to maintain an open and inquisitive atmosphere.</w:t>
       </w:r>
     </w:p>
     <w:p>
@@ -11912,7 +12278,25 @@
           <w:sz w:val="24"/>
           <w:szCs w:val="24"/>
         </w:rPr>
-        <w:t>Before the activity begins, the teacher only introduces the situation and the goal, does not announce the term "overfitting", nor does it imply the correct answer. Teachers need to get students into a state where they have to make judgments based on limited information first, rather than having to listen to the teacher explain a concept.</w:t>
+        <w:t xml:space="preserve">Before the activity begins, the teacher only introduces the situation and the goal, does not announce the term "overfitting", nor does it imply the correct answer. Teachers need to get students into a state where they </w:t>
+      </w:r>
+      <w:proofErr w:type="gramStart"/>
+      <w:r>
+        <w:rPr>
+          <w:rFonts w:ascii="Times New Roman" w:hAnsi="Times New Roman" w:cs="Times New Roman"/>
+          <w:sz w:val="24"/>
+          <w:szCs w:val="24"/>
+        </w:rPr>
+        <w:t>have to</w:t>
+      </w:r>
+      <w:proofErr w:type="gramEnd"/>
+      <w:r>
+        <w:rPr>
+          <w:rFonts w:ascii="Times New Roman" w:hAnsi="Times New Roman" w:cs="Times New Roman"/>
+          <w:sz w:val="24"/>
+          <w:szCs w:val="24"/>
+        </w:rPr>
+        <w:t xml:space="preserve"> make judgments based on limited information first, rather than having to listen to the teacher explain a concept.</w:t>
       </w:r>
     </w:p>
     <w:p>
@@ -12079,7 +12463,25 @@
           <w:sz w:val="24"/>
           <w:szCs w:val="24"/>
         </w:rPr>
-        <w:t>The discussion after the event should focus on the following issues. First, why did your rules come into being like this in the first place? Second, what happened to your rules when new data emerged? Thirdly, do you care more about explaining the past as much as possible or minimizing the errors in future predictions? Fourth, does this rule apply to all situations? Fifth, if the data environment changes, will this strategy still hold?</w:t>
+        <w:t xml:space="preserve">The discussion after the event should focus on the following issues. First, why did your rules come into being like this in the first place? Second, what happened to your rules when new data emerged? Thirdly, do you care more about explaining the past as much as possible or minimizing the errors in future predictions? Fourth, does this rule apply to all situations? Fifth, if the data environment changes, will this strategy still </w:t>
+      </w:r>
+      <w:proofErr w:type="gramStart"/>
+      <w:r>
+        <w:rPr>
+          <w:rFonts w:ascii="Times New Roman" w:hAnsi="Times New Roman" w:cs="Times New Roman"/>
+          <w:sz w:val="24"/>
+          <w:szCs w:val="24"/>
+        </w:rPr>
+        <w:t>hold</w:t>
+      </w:r>
+      <w:proofErr w:type="gramEnd"/>
+      <w:r>
+        <w:rPr>
+          <w:rFonts w:ascii="Times New Roman" w:hAnsi="Times New Roman" w:cs="Times New Roman"/>
+          <w:sz w:val="24"/>
+          <w:szCs w:val="24"/>
+        </w:rPr>
+        <w:t>?</w:t>
       </w:r>
     </w:p>
     <w:p>
@@ -12120,7 +12522,25 @@
           <w:sz w:val="24"/>
           <w:szCs w:val="24"/>
         </w:rPr>
-        <w:t>(The implementation details of this section have been fully elaborated in 4.4.8.)</w:t>
+        <w:t xml:space="preserve">(The implementation details of this section have been fully elaborated </w:t>
+      </w:r>
+      <w:proofErr w:type="gramStart"/>
+      <w:r>
+        <w:rPr>
+          <w:rFonts w:ascii="Times New Roman" w:hAnsi="Times New Roman" w:cs="Times New Roman"/>
+          <w:sz w:val="24"/>
+          <w:szCs w:val="24"/>
+        </w:rPr>
+        <w:t>in</w:t>
+      </w:r>
+      <w:proofErr w:type="gramEnd"/>
+      <w:r>
+        <w:rPr>
+          <w:rFonts w:ascii="Times New Roman" w:hAnsi="Times New Roman" w:cs="Times New Roman"/>
+          <w:sz w:val="24"/>
+          <w:szCs w:val="24"/>
+        </w:rPr>
+        <w:t xml:space="preserve"> 4.4.8.)</w:t>
       </w:r>
     </w:p>
     <w:p>
@@ -12789,7 +13209,16 @@
                 <w:sz w:val="24"/>
                 <w:szCs w:val="24"/>
               </w:rPr>
-              <w:t>One type does not fit all</w:t>
+              <w:t xml:space="preserve">One type does not fit </w:t>
+            </w:r>
+            <w:proofErr w:type="gramStart"/>
+            <w:r>
+              <w:rPr>
+                <w:rFonts w:ascii="Times New Roman" w:hAnsi="Times New Roman" w:cs="Times New Roman"/>
+                <w:sz w:val="24"/>
+                <w:szCs w:val="24"/>
+              </w:rPr>
+              <w:t>all</w:t>
             </w:r>
             <w:r>
               <w:rPr>
@@ -12797,7 +13226,16 @@
                 <w:sz w:val="24"/>
                 <w:szCs w:val="24"/>
               </w:rPr>
-              <w:t xml:space="preserve">, </w:t>
+              <w:t>,</w:t>
+            </w:r>
+            <w:proofErr w:type="gramEnd"/>
+            <w:r>
+              <w:rPr>
+                <w:rFonts w:ascii="Times New Roman" w:hAnsi="Times New Roman" w:cs="Times New Roman" w:hint="eastAsia"/>
+                <w:sz w:val="24"/>
+                <w:szCs w:val="24"/>
+              </w:rPr>
+              <w:t xml:space="preserve"> </w:t>
             </w:r>
             <w:r>
               <w:rPr>
@@ -13027,7 +13465,25 @@
           <w:sz w:val="24"/>
           <w:szCs w:val="24"/>
         </w:rPr>
-        <w:t>They proved through experiments that when students experience comparative cases before coming into contact with abstract concepts, their depth of understanding of the concepts explained later is significantly higher than the sequence of first explaining the concepts and then applying them.</w:t>
+        <w:t xml:space="preserve">They proved through experiments that when students experience comparative cases before </w:t>
+      </w:r>
+      <w:proofErr w:type="gramStart"/>
+      <w:r>
+        <w:rPr>
+          <w:rFonts w:ascii="Times New Roman" w:hAnsi="Times New Roman" w:cs="Times New Roman" w:hint="eastAsia"/>
+          <w:sz w:val="24"/>
+          <w:szCs w:val="24"/>
+        </w:rPr>
+        <w:t>coming into contact with</w:t>
+      </w:r>
+      <w:proofErr w:type="gramEnd"/>
+      <w:r>
+        <w:rPr>
+          <w:rFonts w:ascii="Times New Roman" w:hAnsi="Times New Roman" w:cs="Times New Roman" w:hint="eastAsia"/>
+          <w:sz w:val="24"/>
+          <w:szCs w:val="24"/>
+        </w:rPr>
+        <w:t xml:space="preserve"> abstract concepts, their depth of understanding of the concepts explained later is significantly higher than the sequence of first explaining the concepts and then applying them.</w:t>
       </w:r>
       <w:r>
         <w:rPr>
@@ -13072,7 +13528,25 @@
           <w:sz w:val="24"/>
           <w:szCs w:val="24"/>
         </w:rPr>
-        <w:t>The introduction mini-game, main activity and variant activity in this lesson precisely form a progressive sequence: from intuitively guessing the rules, to data modeling, and then to adjusting the strategy after the assumption changes, each iteration strengthens students' understanding of the boundary conditions of algorithmic thinking.</w:t>
+        <w:t xml:space="preserve">The introduction mini-game, main activity and variant activity in this lesson precisely form a progressive sequence: from intuitively guessing the rules, to data modeling, and then </w:t>
+      </w:r>
+      <w:proofErr w:type="gramStart"/>
+      <w:r>
+        <w:rPr>
+          <w:rFonts w:ascii="Times New Roman" w:hAnsi="Times New Roman" w:cs="Times New Roman" w:hint="eastAsia"/>
+          <w:sz w:val="24"/>
+          <w:szCs w:val="24"/>
+        </w:rPr>
+        <w:t>to adjusting</w:t>
+      </w:r>
+      <w:proofErr w:type="gramEnd"/>
+      <w:r>
+        <w:rPr>
+          <w:rFonts w:ascii="Times New Roman" w:hAnsi="Times New Roman" w:cs="Times New Roman" w:hint="eastAsia"/>
+          <w:sz w:val="24"/>
+          <w:szCs w:val="24"/>
+        </w:rPr>
+        <w:t xml:space="preserve"> the strategy after the assumption changes, each iteration strengthens students' understanding of the boundary conditions of algorithmic thinking.</w:t>
       </w:r>
     </w:p>
     <w:p>
@@ -13295,7 +13769,25 @@
           <w:sz w:val="24"/>
           <w:szCs w:val="24"/>
         </w:rPr>
-        <w:t>The key words that the teacher emphasized in the session6 presentation included simulation, embodied decision-making, one type doesn't fit all. This lesson design, on the one hand, enables students to directly participate in rule-making and risk-taking through card and data activities, and on the other hand, demonstrates the consequences of changes in the applicable conditions of the algorithm through follow-up variation.</w:t>
+        <w:t>The key words that the teacher emphasized in the session6 presentation included simulation, embodied decision-making</w:t>
+      </w:r>
+      <w:proofErr w:type="gramStart"/>
+      <w:r>
+        <w:rPr>
+          <w:rFonts w:ascii="Times New Roman" w:hAnsi="Times New Roman" w:cs="Times New Roman"/>
+          <w:sz w:val="24"/>
+          <w:szCs w:val="24"/>
+        </w:rPr>
+        <w:t>, one</w:t>
+      </w:r>
+      <w:proofErr w:type="gramEnd"/>
+      <w:r>
+        <w:rPr>
+          <w:rFonts w:ascii="Times New Roman" w:hAnsi="Times New Roman" w:cs="Times New Roman"/>
+          <w:sz w:val="24"/>
+          <w:szCs w:val="24"/>
+        </w:rPr>
+        <w:t xml:space="preserve"> type doesn't fit all. This lesson design, on the one hand, enables students to directly participate in rule-making and risk-taking through card and data activities, and on the other hand, demonstrates the consequences of changes in the applicable conditions of the algorithm through follow-up variation.</w:t>
       </w:r>
     </w:p>
     <w:p>
@@ -13486,7 +13978,29 @@
           <w:sz w:val="24"/>
           <w:szCs w:val="24"/>
         </w:rPr>
-        <w:t>(for details, see the Materials section in 4.2. Complete worksheets and card templates are attached in the appendix.)</w:t>
+        <w:t>(</w:t>
+      </w:r>
+      <w:proofErr w:type="gramStart"/>
+      <w:r>
+        <w:rPr>
+          <w:rFonts w:ascii="Times New Roman" w:hAnsi="Times New Roman" w:cs="Times New Roman"/>
+          <w:b/>
+          <w:bCs/>
+          <w:sz w:val="24"/>
+          <w:szCs w:val="24"/>
+        </w:rPr>
+        <w:t>for</w:t>
+      </w:r>
+      <w:proofErr w:type="gramEnd"/>
+      <w:r>
+        <w:rPr>
+          <w:rFonts w:ascii="Times New Roman" w:hAnsi="Times New Roman" w:cs="Times New Roman"/>
+          <w:b/>
+          <w:bCs/>
+          <w:sz w:val="24"/>
+          <w:szCs w:val="24"/>
+        </w:rPr>
+        <w:t xml:space="preserve"> details, see the Materials section in 4.2. Complete worksheets and card templates are attached in the appendix.)</w:t>
       </w:r>
     </w:p>
     <w:p>
@@ -13552,7 +14066,43 @@
           <w:sz w:val="24"/>
           <w:szCs w:val="24"/>
         </w:rPr>
-        <w:t>If it is not convenient to use sleep and performance data, it can also be changed to practice time and performance, temperature and plant growth, review duration and memory test and other similar data, as long as they can reflect the “overall trend + local noise”. The imported cards can also be changed to graphics, animal features, symbol combinations, etc., as long as they can support rule guesses of various complexities.</w:t>
+        <w:t xml:space="preserve">If it is not convenient to use sleep and performance data, it can also be changed to practice time and performance, temperature and plant growth, review duration and memory test and other similar data, </w:t>
+      </w:r>
+      <w:proofErr w:type="gramStart"/>
+      <w:r>
+        <w:rPr>
+          <w:rFonts w:ascii="Times New Roman" w:hAnsi="Times New Roman" w:cs="Times New Roman"/>
+          <w:sz w:val="24"/>
+          <w:szCs w:val="24"/>
+        </w:rPr>
+        <w:t>as long as</w:t>
+      </w:r>
+      <w:proofErr w:type="gramEnd"/>
+      <w:r>
+        <w:rPr>
+          <w:rFonts w:ascii="Times New Roman" w:hAnsi="Times New Roman" w:cs="Times New Roman"/>
+          <w:sz w:val="24"/>
+          <w:szCs w:val="24"/>
+        </w:rPr>
+        <w:t xml:space="preserve"> they can reflect the “overall trend + local noise”. The imported cards can also be changed to graphics, animal features, symbol combinations, etc., </w:t>
+      </w:r>
+      <w:proofErr w:type="gramStart"/>
+      <w:r>
+        <w:rPr>
+          <w:rFonts w:ascii="Times New Roman" w:hAnsi="Times New Roman" w:cs="Times New Roman"/>
+          <w:sz w:val="24"/>
+          <w:szCs w:val="24"/>
+        </w:rPr>
+        <w:t>as long as</w:t>
+      </w:r>
+      <w:proofErr w:type="gramEnd"/>
+      <w:r>
+        <w:rPr>
+          <w:rFonts w:ascii="Times New Roman" w:hAnsi="Times New Roman" w:cs="Times New Roman"/>
+          <w:sz w:val="24"/>
+          <w:szCs w:val="24"/>
+        </w:rPr>
+        <w:t xml:space="preserve"> they can support rule guesses of various complexities.</w:t>
       </w:r>
     </w:p>
     <w:p>
@@ -14532,6 +15082,7 @@
         </w:rPr>
         <w:t>Kolb, D. A. (1984). </w:t>
       </w:r>
+      <w:proofErr w:type="gramStart"/>
       <w:r>
         <w:rPr>
           <w:rFonts w:ascii="Times New Roman" w:hAnsi="Times New Roman" w:cs="Times New Roman"/>
@@ -14540,33 +15091,9 @@
           <w:sz w:val="24"/>
           <w:szCs w:val="24"/>
         </w:rPr>
-        <w:t>Experiential learning: Experience as the source of learning and development</w:t>
-      </w:r>
-      <w:r>
-        <w:rPr>
-          <w:rFonts w:ascii="Times New Roman" w:hAnsi="Times New Roman" w:cs="Times New Roman"/>
-          <w:sz w:val="24"/>
-          <w:szCs w:val="24"/>
-        </w:rPr>
-        <w:t>. Prentice-Hall.</w:t>
-      </w:r>
-    </w:p>
-    <w:p>
-      <w:pPr>
-        <w:rPr>
-          <w:rFonts w:ascii="Times New Roman" w:hAnsi="Times New Roman" w:cs="Times New Roman"/>
-          <w:sz w:val="24"/>
-          <w:szCs w:val="24"/>
-        </w:rPr>
-      </w:pPr>
-      <w:r>
-        <w:rPr>
-          <w:rFonts w:ascii="Times New Roman" w:hAnsi="Times New Roman" w:cs="Times New Roman"/>
-          <w:sz w:val="24"/>
-          <w:szCs w:val="24"/>
-        </w:rPr>
-        <w:t>Schwartz, D. L., &amp; Bransford, J. D. (1998). A time for telling. </w:t>
-      </w:r>
+        <w:t>Experiential learning</w:t>
+      </w:r>
+      <w:proofErr w:type="gramEnd"/>
       <w:r>
         <w:rPr>
           <w:rFonts w:ascii="Times New Roman" w:hAnsi="Times New Roman" w:cs="Times New Roman"/>
@@ -14575,6 +15102,41 @@
           <w:sz w:val="24"/>
           <w:szCs w:val="24"/>
         </w:rPr>
+        <w:t>: Experience as the source of learning and development</w:t>
+      </w:r>
+      <w:r>
+        <w:rPr>
+          <w:rFonts w:ascii="Times New Roman" w:hAnsi="Times New Roman" w:cs="Times New Roman"/>
+          <w:sz w:val="24"/>
+          <w:szCs w:val="24"/>
+        </w:rPr>
+        <w:t>. Prentice-Hall.</w:t>
+      </w:r>
+    </w:p>
+    <w:p>
+      <w:pPr>
+        <w:rPr>
+          <w:rFonts w:ascii="Times New Roman" w:hAnsi="Times New Roman" w:cs="Times New Roman"/>
+          <w:sz w:val="24"/>
+          <w:szCs w:val="24"/>
+        </w:rPr>
+      </w:pPr>
+      <w:r>
+        <w:rPr>
+          <w:rFonts w:ascii="Times New Roman" w:hAnsi="Times New Roman" w:cs="Times New Roman"/>
+          <w:sz w:val="24"/>
+          <w:szCs w:val="24"/>
+        </w:rPr>
+        <w:t>Schwartz, D. L., &amp; Bransford, J. D. (1998). A time for telling. </w:t>
+      </w:r>
+      <w:r>
+        <w:rPr>
+          <w:rFonts w:ascii="Times New Roman" w:hAnsi="Times New Roman" w:cs="Times New Roman"/>
+          <w:i/>
+          <w:iCs/>
+          <w:sz w:val="24"/>
+          <w:szCs w:val="24"/>
+        </w:rPr>
         <w:t>Cognition and Instruction, 16</w:t>
       </w:r>
       <w:r>
@@ -16396,8 +16958,9 @@
           <w:szCs w:val="24"/>
         </w:rPr>
         <w:lastRenderedPageBreak/>
-        <w:t>Group Number</w:t>
-      </w:r>
+        <w:t xml:space="preserve">Group </w:t>
+      </w:r>
+      <w:proofErr w:type="gramStart"/>
       <w:r>
         <w:rPr>
           <w:rFonts w:ascii="Times New Roman" w:hAnsi="Times New Roman" w:cs="Times New Roman" w:hint="eastAsia"/>
@@ -16406,6 +16969,16 @@
           <w:sz w:val="24"/>
           <w:szCs w:val="24"/>
         </w:rPr>
+        <w:t>Number</w:t>
+      </w:r>
+      <w:r>
+        <w:rPr>
+          <w:rFonts w:ascii="Times New Roman" w:hAnsi="Times New Roman" w:cs="Times New Roman" w:hint="eastAsia"/>
+          <w:b/>
+          <w:bCs/>
+          <w:sz w:val="24"/>
+          <w:szCs w:val="24"/>
+        </w:rPr>
         <w:t>:</w:t>
       </w:r>
       <w:r>
@@ -16426,7 +16999,18 @@
           <w:sz w:val="24"/>
           <w:szCs w:val="24"/>
         </w:rPr>
-        <w:t>__________</w:t>
+        <w:t>_</w:t>
+      </w:r>
+      <w:proofErr w:type="gramEnd"/>
+      <w:r>
+        <w:rPr>
+          <w:rFonts w:ascii="Times New Roman" w:hAnsi="Times New Roman" w:cs="Times New Roman"/>
+          <w:b/>
+          <w:bCs/>
+          <w:sz w:val="24"/>
+          <w:szCs w:val="24"/>
+        </w:rPr>
+        <w:t>_________</w:t>
       </w:r>
     </w:p>
     <w:tbl>
@@ -18025,25 +18609,6 @@
           <w:szCs w:val="24"/>
         </w:rPr>
         <w:pict w14:anchorId="079CF95B">
-          <v:rect id="_x0000_i1025" style="width:0;height:1.5pt" o:hralign="center" o:hrstd="t" o:hr="t" fillcolor="#a0a0a0" stroked="f"/>
-        </w:pict>
-      </w:r>
-    </w:p>
-    <w:p>
-      <w:pPr>
-        <w:rPr>
-          <w:rFonts w:ascii="Times New Roman" w:hAnsi="Times New Roman" w:cs="Times New Roman"/>
-          <w:sz w:val="24"/>
-          <w:szCs w:val="24"/>
-        </w:rPr>
-      </w:pPr>
-      <w:r>
-        <w:rPr>
-          <w:rFonts w:ascii="Times New Roman" w:hAnsi="Times New Roman" w:cs="Times New Roman"/>
-          <w:sz w:val="24"/>
-          <w:szCs w:val="24"/>
-        </w:rPr>
-        <w:pict w14:anchorId="2C16C40B">
           <v:rect id="_x0000_i1026" style="width:0;height:1.5pt" o:hralign="center" o:hrstd="t" o:hr="t" fillcolor="#a0a0a0" stroked="f"/>
         </w:pict>
       </w:r>
@@ -18058,21 +18623,11 @@
       </w:pPr>
       <w:r>
         <w:rPr>
-          <w:rFonts w:ascii="Times New Roman" w:hAnsi="Times New Roman" w:cs="Times New Roman" w:hint="eastAsia"/>
-          <w:b/>
-          <w:bCs/>
-          <w:sz w:val="24"/>
-          <w:szCs w:val="24"/>
-        </w:rPr>
-        <w:t>3. The prediction rules of our group</w:t>
-      </w:r>
-      <w:r>
-        <w:rPr>
-          <w:rFonts w:ascii="Times New Roman" w:hAnsi="Times New Roman" w:cs="Times New Roman"/>
-          <w:sz w:val="24"/>
-          <w:szCs w:val="24"/>
-        </w:rPr>
-        <w:pict w14:anchorId="006BA561">
+          <w:rFonts w:ascii="Times New Roman" w:hAnsi="Times New Roman" w:cs="Times New Roman"/>
+          <w:sz w:val="24"/>
+          <w:szCs w:val="24"/>
+        </w:rPr>
+        <w:pict w14:anchorId="2C16C40B">
           <v:rect id="_x0000_i1027" style="width:0;height:1.5pt" o:hralign="center" o:hrstd="t" o:hr="t" fillcolor="#a0a0a0" stroked="f"/>
         </w:pict>
       </w:r>
@@ -18087,11 +18642,21 @@
       </w:pPr>
       <w:r>
         <w:rPr>
-          <w:rFonts w:ascii="Times New Roman" w:hAnsi="Times New Roman" w:cs="Times New Roman"/>
-          <w:sz w:val="24"/>
-          <w:szCs w:val="24"/>
-        </w:rPr>
-        <w:pict w14:anchorId="3CB42360">
+          <w:rFonts w:ascii="Times New Roman" w:hAnsi="Times New Roman" w:cs="Times New Roman" w:hint="eastAsia"/>
+          <w:b/>
+          <w:bCs/>
+          <w:sz w:val="24"/>
+          <w:szCs w:val="24"/>
+        </w:rPr>
+        <w:t>3. The prediction rules of our group</w:t>
+      </w:r>
+      <w:r>
+        <w:rPr>
+          <w:rFonts w:ascii="Times New Roman" w:hAnsi="Times New Roman" w:cs="Times New Roman"/>
+          <w:sz w:val="24"/>
+          <w:szCs w:val="24"/>
+        </w:rPr>
+        <w:pict w14:anchorId="006BA561">
           <v:rect id="_x0000_i1028" style="width:0;height:1.5pt" o:hralign="center" o:hrstd="t" o:hr="t" fillcolor="#a0a0a0" stroked="f"/>
         </w:pict>
       </w:r>
@@ -18100,38 +18665,17 @@
       <w:pPr>
         <w:rPr>
           <w:rFonts w:ascii="Times New Roman" w:hAnsi="Times New Roman" w:cs="Times New Roman"/>
-          <w:b/>
-          <w:bCs/>
-          <w:sz w:val="24"/>
-          <w:szCs w:val="24"/>
-        </w:rPr>
-      </w:pPr>
-      <w:r>
-        <w:rPr>
-          <w:rFonts w:ascii="Times New Roman" w:hAnsi="Times New Roman" w:cs="Times New Roman" w:hint="eastAsia"/>
-          <w:b/>
-          <w:bCs/>
-          <w:sz w:val="24"/>
-          <w:szCs w:val="24"/>
-        </w:rPr>
-        <w:t>4. Why do we believe in this rule</w:t>
-      </w:r>
-    </w:p>
-    <w:p>
-      <w:pPr>
-        <w:rPr>
-          <w:rFonts w:ascii="Times New Roman" w:hAnsi="Times New Roman" w:cs="Times New Roman"/>
-          <w:sz w:val="24"/>
-          <w:szCs w:val="24"/>
-        </w:rPr>
-      </w:pPr>
-      <w:r>
-        <w:rPr>
-          <w:rFonts w:ascii="Times New Roman" w:hAnsi="Times New Roman" w:cs="Times New Roman"/>
-          <w:sz w:val="24"/>
-          <w:szCs w:val="24"/>
-        </w:rPr>
-        <w:pict w14:anchorId="65BDE900">
+          <w:sz w:val="24"/>
+          <w:szCs w:val="24"/>
+        </w:rPr>
+      </w:pPr>
+      <w:r>
+        <w:rPr>
+          <w:rFonts w:ascii="Times New Roman" w:hAnsi="Times New Roman" w:cs="Times New Roman"/>
+          <w:sz w:val="24"/>
+          <w:szCs w:val="24"/>
+        </w:rPr>
+        <w:pict w14:anchorId="3CB42360">
           <v:rect id="_x0000_i1029" style="width:0;height:1.5pt" o:hralign="center" o:hrstd="t" o:hr="t" fillcolor="#a0a0a0" stroked="f"/>
         </w:pict>
       </w:r>
@@ -18140,17 +18684,38 @@
       <w:pPr>
         <w:rPr>
           <w:rFonts w:ascii="Times New Roman" w:hAnsi="Times New Roman" w:cs="Times New Roman"/>
-          <w:sz w:val="24"/>
-          <w:szCs w:val="24"/>
-        </w:rPr>
-      </w:pPr>
-      <w:r>
-        <w:rPr>
-          <w:rFonts w:ascii="Times New Roman" w:hAnsi="Times New Roman" w:cs="Times New Roman"/>
-          <w:sz w:val="24"/>
-          <w:szCs w:val="24"/>
-        </w:rPr>
-        <w:pict w14:anchorId="41A0831C">
+          <w:b/>
+          <w:bCs/>
+          <w:sz w:val="24"/>
+          <w:szCs w:val="24"/>
+        </w:rPr>
+      </w:pPr>
+      <w:r>
+        <w:rPr>
+          <w:rFonts w:ascii="Times New Roman" w:hAnsi="Times New Roman" w:cs="Times New Roman" w:hint="eastAsia"/>
+          <w:b/>
+          <w:bCs/>
+          <w:sz w:val="24"/>
+          <w:szCs w:val="24"/>
+        </w:rPr>
+        <w:t>4. Why do we believe in this rule</w:t>
+      </w:r>
+    </w:p>
+    <w:p>
+      <w:pPr>
+        <w:rPr>
+          <w:rFonts w:ascii="Times New Roman" w:hAnsi="Times New Roman" w:cs="Times New Roman"/>
+          <w:sz w:val="24"/>
+          <w:szCs w:val="24"/>
+        </w:rPr>
+      </w:pPr>
+      <w:r>
+        <w:rPr>
+          <w:rFonts w:ascii="Times New Roman" w:hAnsi="Times New Roman" w:cs="Times New Roman"/>
+          <w:sz w:val="24"/>
+          <w:szCs w:val="24"/>
+        </w:rPr>
+        <w:pict w14:anchorId="65BDE900">
           <v:rect id="_x0000_i1030" style="width:0;height:1.5pt" o:hralign="center" o:hrstd="t" o:hr="t" fillcolor="#a0a0a0" stroked="f"/>
         </w:pict>
       </w:r>
@@ -18165,21 +18730,11 @@
       </w:pPr>
       <w:r>
         <w:rPr>
-          <w:rFonts w:ascii="Times New Roman" w:hAnsi="Times New Roman" w:cs="Times New Roman" w:hint="eastAsia"/>
-          <w:b/>
-          <w:bCs/>
-          <w:sz w:val="24"/>
-          <w:szCs w:val="24"/>
-        </w:rPr>
-        <w:t>5. The risks or weaknesses of this rule</w:t>
-      </w:r>
-      <w:r>
-        <w:rPr>
-          <w:rFonts w:ascii="Times New Roman" w:hAnsi="Times New Roman" w:cs="Times New Roman"/>
-          <w:sz w:val="24"/>
-          <w:szCs w:val="24"/>
-        </w:rPr>
-        <w:pict w14:anchorId="45D2A868">
+          <w:rFonts w:ascii="Times New Roman" w:hAnsi="Times New Roman" w:cs="Times New Roman"/>
+          <w:sz w:val="24"/>
+          <w:szCs w:val="24"/>
+        </w:rPr>
+        <w:pict w14:anchorId="41A0831C">
           <v:rect id="_x0000_i1031" style="width:0;height:1.5pt" o:hralign="center" o:hrstd="t" o:hr="t" fillcolor="#a0a0a0" stroked="f"/>
         </w:pict>
       </w:r>
@@ -18194,13 +18749,42 @@
       </w:pPr>
       <w:r>
         <w:rPr>
+          <w:rFonts w:ascii="Times New Roman" w:hAnsi="Times New Roman" w:cs="Times New Roman" w:hint="eastAsia"/>
+          <w:b/>
+          <w:bCs/>
+          <w:sz w:val="24"/>
+          <w:szCs w:val="24"/>
+        </w:rPr>
+        <w:t>5. The risks or weaknesses of this rule</w:t>
+      </w:r>
+      <w:r>
+        <w:rPr>
+          <w:rFonts w:ascii="Times New Roman" w:hAnsi="Times New Roman" w:cs="Times New Roman"/>
+          <w:sz w:val="24"/>
+          <w:szCs w:val="24"/>
+        </w:rPr>
+        <w:pict w14:anchorId="45D2A868">
+          <v:rect id="_x0000_i1032" style="width:0;height:1.5pt" o:hralign="center" o:hrstd="t" o:hr="t" fillcolor="#a0a0a0" stroked="f"/>
+        </w:pict>
+      </w:r>
+    </w:p>
+    <w:p>
+      <w:pPr>
+        <w:rPr>
+          <w:rFonts w:ascii="Times New Roman" w:hAnsi="Times New Roman" w:cs="Times New Roman"/>
+          <w:sz w:val="24"/>
+          <w:szCs w:val="24"/>
+        </w:rPr>
+      </w:pPr>
+      <w:r>
+        <w:rPr>
           <w:rFonts w:ascii="Times New Roman" w:hAnsi="Times New Roman" w:cs="Times New Roman"/>
           <w:sz w:val="24"/>
           <w:szCs w:val="24"/>
         </w:rPr>
         <w:lastRenderedPageBreak/>
         <w:pict w14:anchorId="3D937273">
-          <v:rect id="_x0000_i1032" style="width:0;height:1.5pt" o:hralign="center" o:hrstd="t" o:hr="t" fillcolor="#a0a0a0" stroked="f"/>
+          <v:rect id="_x0000_i1033" style="width:0;height:1.5pt" o:hralign="center" o:hrstd="t" o:hr="t" fillcolor="#a0a0a0" stroked="f"/>
         </w:pict>
       </w:r>
     </w:p>
@@ -19197,25 +19781,6 @@
           <w:szCs w:val="24"/>
         </w:rPr>
         <w:pict w14:anchorId="5C9A895B">
-          <v:rect id="_x0000_i1033" style="width:0;height:1.5pt" o:hralign="center" o:hrstd="t" o:hr="t" fillcolor="#a0a0a0" stroked="f"/>
-        </w:pict>
-      </w:r>
-    </w:p>
-    <w:p>
-      <w:pPr>
-        <w:rPr>
-          <w:rFonts w:ascii="Times New Roman" w:hAnsi="Times New Roman" w:cs="Times New Roman"/>
-          <w:sz w:val="24"/>
-          <w:szCs w:val="24"/>
-        </w:rPr>
-      </w:pPr>
-      <w:r>
-        <w:rPr>
-          <w:rFonts w:ascii="Times New Roman" w:hAnsi="Times New Roman" w:cs="Times New Roman"/>
-          <w:sz w:val="24"/>
-          <w:szCs w:val="24"/>
-        </w:rPr>
-        <w:pict w14:anchorId="2F945142">
           <v:rect id="_x0000_i1034" style="width:0;height:1.5pt" o:hralign="center" o:hrstd="t" o:hr="t" fillcolor="#a0a0a0" stroked="f"/>
         </w:pict>
       </w:r>
@@ -19234,8 +19799,27 @@
           <w:sz w:val="24"/>
           <w:szCs w:val="24"/>
         </w:rPr>
+        <w:pict w14:anchorId="2F945142">
+          <v:rect id="_x0000_i1035" style="width:0;height:1.5pt" o:hralign="center" o:hrstd="t" o:hr="t" fillcolor="#a0a0a0" stroked="f"/>
+        </w:pict>
+      </w:r>
+    </w:p>
+    <w:p>
+      <w:pPr>
+        <w:rPr>
+          <w:rFonts w:ascii="Times New Roman" w:hAnsi="Times New Roman" w:cs="Times New Roman"/>
+          <w:sz w:val="24"/>
+          <w:szCs w:val="24"/>
+        </w:rPr>
+      </w:pPr>
+      <w:r>
+        <w:rPr>
+          <w:rFonts w:ascii="Times New Roman" w:hAnsi="Times New Roman" w:cs="Times New Roman"/>
+          <w:sz w:val="24"/>
+          <w:szCs w:val="24"/>
+        </w:rPr>
         <w:pict w14:anchorId="67FE2BB6">
-          <v:rect id="_x0000_i1035" style="width:0;height:1.5pt" o:hralign="center" o:hrstd="t" o:hr="t" fillcolor="#a0a0a0" stroked="f"/>
+          <v:rect id="_x0000_i1036" style="width:0;height:1.5pt" o:hralign="center" o:hrstd="t" o:hr="t" fillcolor="#a0a0a0" stroked="f"/>
         </w:pict>
       </w:r>
     </w:p>
@@ -20288,25 +20872,6 @@
           <w:szCs w:val="24"/>
         </w:rPr>
         <w:pict w14:anchorId="1CDFE40C">
-          <v:rect id="_x0000_i1036" style="width:0;height:1.5pt" o:hralign="center" o:hrstd="t" o:hr="t" fillcolor="#a0a0a0" stroked="f"/>
-        </w:pict>
-      </w:r>
-    </w:p>
-    <w:p>
-      <w:pPr>
-        <w:rPr>
-          <w:rFonts w:ascii="Times New Roman" w:hAnsi="Times New Roman" w:cs="Times New Roman"/>
-          <w:sz w:val="24"/>
-          <w:szCs w:val="24"/>
-        </w:rPr>
-      </w:pPr>
-      <w:r>
-        <w:rPr>
-          <w:rFonts w:ascii="Times New Roman" w:hAnsi="Times New Roman" w:cs="Times New Roman"/>
-          <w:sz w:val="24"/>
-          <w:szCs w:val="24"/>
-        </w:rPr>
-        <w:pict w14:anchorId="543C6EA9">
           <v:rect id="_x0000_i1037" style="width:0;height:1.5pt" o:hralign="center" o:hrstd="t" o:hr="t" fillcolor="#a0a0a0" stroked="f"/>
         </w:pict>
       </w:r>
@@ -20321,21 +20886,11 @@
       </w:pPr>
       <w:r>
         <w:rPr>
-          <w:rFonts w:ascii="Times New Roman" w:hAnsi="Times New Roman" w:cs="Times New Roman" w:hint="eastAsia"/>
-          <w:b/>
-          <w:bCs/>
-          <w:sz w:val="24"/>
-          <w:szCs w:val="24"/>
-        </w:rPr>
-        <w:t>2. What would be the difference if classification/grouping were done first and then modeling?</w:t>
-      </w:r>
-      <w:r>
-        <w:rPr>
-          <w:rFonts w:ascii="Times New Roman" w:hAnsi="Times New Roman" w:cs="Times New Roman"/>
-          <w:sz w:val="24"/>
-          <w:szCs w:val="24"/>
-        </w:rPr>
-        <w:pict w14:anchorId="37420A5F">
+          <w:rFonts w:ascii="Times New Roman" w:hAnsi="Times New Roman" w:cs="Times New Roman"/>
+          <w:sz w:val="24"/>
+          <w:szCs w:val="24"/>
+        </w:rPr>
+        <w:pict w14:anchorId="543C6EA9">
           <v:rect id="_x0000_i1038" style="width:0;height:1.5pt" o:hralign="center" o:hrstd="t" o:hr="t" fillcolor="#a0a0a0" stroked="f"/>
         </w:pict>
       </w:r>
@@ -20350,11 +20905,21 @@
       </w:pPr>
       <w:r>
         <w:rPr>
-          <w:rFonts w:ascii="Times New Roman" w:hAnsi="Times New Roman" w:cs="Times New Roman"/>
-          <w:sz w:val="24"/>
-          <w:szCs w:val="24"/>
-        </w:rPr>
-        <w:pict w14:anchorId="7B94A338">
+          <w:rFonts w:ascii="Times New Roman" w:hAnsi="Times New Roman" w:cs="Times New Roman" w:hint="eastAsia"/>
+          <w:b/>
+          <w:bCs/>
+          <w:sz w:val="24"/>
+          <w:szCs w:val="24"/>
+        </w:rPr>
+        <w:t>2. What would be the difference if classification/grouping were done first and then modeling?</w:t>
+      </w:r>
+      <w:r>
+        <w:rPr>
+          <w:rFonts w:ascii="Times New Roman" w:hAnsi="Times New Roman" w:cs="Times New Roman"/>
+          <w:sz w:val="24"/>
+          <w:szCs w:val="24"/>
+        </w:rPr>
+        <w:pict w14:anchorId="37420A5F">
           <v:rect id="_x0000_i1039" style="width:0;height:1.5pt" o:hralign="center" o:hrstd="t" o:hr="t" fillcolor="#a0a0a0" stroked="f"/>
         </w:pict>
       </w:r>
@@ -20369,21 +20934,11 @@
       </w:pPr>
       <w:r>
         <w:rPr>
-          <w:rFonts w:ascii="Times New Roman" w:hAnsi="Times New Roman" w:cs="Times New Roman" w:hint="eastAsia"/>
-          <w:b/>
-          <w:bCs/>
-          <w:sz w:val="24"/>
-          <w:szCs w:val="24"/>
-        </w:rPr>
-        <w:t>3. Compared with the main activity, what assumptions have been changed here?</w:t>
-      </w:r>
-      <w:r>
-        <w:rPr>
-          <w:rFonts w:ascii="Times New Roman" w:hAnsi="Times New Roman" w:cs="Times New Roman"/>
-          <w:sz w:val="24"/>
-          <w:szCs w:val="24"/>
-        </w:rPr>
-        <w:pict w14:anchorId="10468AD7">
+          <w:rFonts w:ascii="Times New Roman" w:hAnsi="Times New Roman" w:cs="Times New Roman"/>
+          <w:sz w:val="24"/>
+          <w:szCs w:val="24"/>
+        </w:rPr>
+        <w:pict w14:anchorId="7B94A338">
           <v:rect id="_x0000_i1040" style="width:0;height:1.5pt" o:hralign="center" o:hrstd="t" o:hr="t" fillcolor="#a0a0a0" stroked="f"/>
         </w:pict>
       </w:r>
@@ -20398,13 +20953,42 @@
       </w:pPr>
       <w:r>
         <w:rPr>
+          <w:rFonts w:ascii="Times New Roman" w:hAnsi="Times New Roman" w:cs="Times New Roman" w:hint="eastAsia"/>
+          <w:b/>
+          <w:bCs/>
+          <w:sz w:val="24"/>
+          <w:szCs w:val="24"/>
+        </w:rPr>
+        <w:t>3. Compared with the main activity, what assumptions have been changed here?</w:t>
+      </w:r>
+      <w:r>
+        <w:rPr>
+          <w:rFonts w:ascii="Times New Roman" w:hAnsi="Times New Roman" w:cs="Times New Roman"/>
+          <w:sz w:val="24"/>
+          <w:szCs w:val="24"/>
+        </w:rPr>
+        <w:pict w14:anchorId="10468AD7">
+          <v:rect id="_x0000_i1041" style="width:0;height:1.5pt" o:hralign="center" o:hrstd="t" o:hr="t" fillcolor="#a0a0a0" stroked="f"/>
+        </w:pict>
+      </w:r>
+    </w:p>
+    <w:p>
+      <w:pPr>
+        <w:rPr>
+          <w:rFonts w:ascii="Times New Roman" w:hAnsi="Times New Roman" w:cs="Times New Roman"/>
+          <w:sz w:val="24"/>
+          <w:szCs w:val="24"/>
+        </w:rPr>
+      </w:pPr>
+      <w:r>
+        <w:rPr>
           <w:rFonts w:ascii="Times New Roman" w:hAnsi="Times New Roman" w:cs="Times New Roman"/>
           <w:sz w:val="24"/>
           <w:szCs w:val="24"/>
         </w:rPr>
         <w:lastRenderedPageBreak/>
         <w:pict w14:anchorId="7D49185E">
-          <v:rect id="_x0000_i1041" style="width:0;height:1.5pt" o:hralign="center" o:hrstd="t" o:hr="t" fillcolor="#a0a0a0" stroked="f"/>
+          <v:rect id="_x0000_i1042" style="width:0;height:1.5pt" o:hralign="center" o:hrstd="t" o:hr="t" fillcolor="#a0a0a0" stroked="f"/>
         </w:pict>
       </w:r>
     </w:p>
@@ -21689,6 +22273,14 @@
           <w:sz w:val="24"/>
           <w:szCs w:val="24"/>
         </w:rPr>
+        <w:t xml:space="preserve">1. </w:t>
+      </w:r>
+      <w:r>
+        <w:rPr>
+          <w:rFonts w:ascii="Times New Roman" w:hAnsi="Times New Roman" w:cs="Times New Roman" w:hint="eastAsia"/>
+          <w:sz w:val="24"/>
+          <w:szCs w:val="24"/>
+        </w:rPr>
         <w:t>What rules did your group write at the very beginning?</w:t>
       </w:r>
     </w:p>
@@ -21740,6 +22332,14 @@
           <w:sz w:val="24"/>
           <w:szCs w:val="24"/>
         </w:rPr>
+        <w:t xml:space="preserve">4. </w:t>
+      </w:r>
+      <w:r>
+        <w:rPr>
+          <w:rFonts w:ascii="Times New Roman" w:hAnsi="Times New Roman" w:cs="Times New Roman" w:hint="eastAsia"/>
+          <w:sz w:val="24"/>
+          <w:szCs w:val="24"/>
+        </w:rPr>
         <w:t>When should the original rules not be copied directly?</w:t>
       </w:r>
     </w:p>
@@ -21869,7 +22469,25 @@
           <w:sz w:val="24"/>
           <w:szCs w:val="24"/>
         </w:rPr>
-        <w:t xml:space="preserve"> the past equal predicting the future?</w:t>
+        <w:t xml:space="preserve"> the past </w:t>
+      </w:r>
+      <w:proofErr w:type="gramStart"/>
+      <w:r>
+        <w:rPr>
+          <w:rFonts w:ascii="Times New Roman" w:hAnsi="Times New Roman" w:cs="Times New Roman" w:hint="eastAsia"/>
+          <w:sz w:val="24"/>
+          <w:szCs w:val="24"/>
+        </w:rPr>
+        <w:t>equal</w:t>
+      </w:r>
+      <w:proofErr w:type="gramEnd"/>
+      <w:r>
+        <w:rPr>
+          <w:rFonts w:ascii="Times New Roman" w:hAnsi="Times New Roman" w:cs="Times New Roman" w:hint="eastAsia"/>
+          <w:sz w:val="24"/>
+          <w:szCs w:val="24"/>
+        </w:rPr>
+        <w:t xml:space="preserve"> predicting the future?</w:t>
       </w:r>
     </w:p>
     <w:p>
@@ -22195,6 +22813,7 @@
         </w:rPr>
         <w:t xml:space="preserve">One type </w:t>
       </w:r>
+      <w:proofErr w:type="spellStart"/>
       <w:r>
         <w:rPr>
           <w:rFonts w:ascii="Times New Roman" w:hAnsi="Times New Roman" w:cs="Times New Roman"/>
@@ -22211,6 +22830,8 @@
         </w:rPr>
         <w:t>n</w:t>
       </w:r>
+      <w:proofErr w:type="spellEnd"/>
+      <w:proofErr w:type="gramStart"/>
       <w:r>
         <w:rPr>
           <w:rFonts w:ascii="Times New Roman" w:hAnsi="Times New Roman" w:cs="Times New Roman" w:hint="eastAsia"/>
@@ -22219,6 +22840,7 @@
         </w:rPr>
         <w:t>’</w:t>
       </w:r>
+      <w:proofErr w:type="gramEnd"/>
       <w:r>
         <w:rPr>
           <w:rFonts w:ascii="Times New Roman" w:hAnsi="Times New Roman" w:cs="Times New Roman" w:hint="eastAsia"/>
